--- a/Social media problem statement.docx
+++ b/Social media problem statement.docx
@@ -95,8 +95,6 @@
         </w:rPr>
         <w:t>Objective</w:t>
       </w:r>
-      <w:bookmarkStart w:id="0" w:name="_GoBack"/>
-      <w:bookmarkEnd w:id="0"/>
     </w:p>
     <w:p>
       <w:pPr>
@@ -425,7 +423,7 @@
           <w:szCs w:val="24"/>
           <w:lang w:eastAsia="en-IN"/>
         </w:rPr>
-        <w:t>Which audience locations or continents generate the highest reach and impressions?</w:t>
+        <w:t>How does sentiment (positive, neutral, negative) affect post engagement?</w:t>
       </w:r>
     </w:p>
     <w:p>
@@ -445,91 +443,11 @@
       </w:pPr>
       <w:r>
         <w:rPr>
-          <w:rFonts w:ascii="Times New Roman" w:eastAsia="Times New Roman" w:hAnsi="Times New Roman" w:cs="Times New Roman"/>
-          <w:bCs/>
-          <w:sz w:val="24"/>
-          <w:szCs w:val="24"/>
-          <w:lang w:eastAsia="en-IN"/>
-        </w:rPr>
-        <w:t>Which campaigns generate the highest engagement and reach across platforms?</w:t>
-      </w:r>
-    </w:p>
-    <w:p>
-      <w:pPr>
-        <w:numPr>
-          <w:ilvl w:val="0"/>
-          <w:numId w:val="1"/>
-        </w:numPr>
-        <w:spacing w:before="100" w:beforeAutospacing="1" w:after="100" w:afterAutospacing="1" w:line="240" w:lineRule="auto"/>
-        <w:jc w:val="both"/>
-        <w:rPr>
-          <w:rFonts w:ascii="Times New Roman" w:eastAsia="Times New Roman" w:hAnsi="Times New Roman" w:cs="Times New Roman"/>
-          <w:sz w:val="24"/>
-          <w:szCs w:val="24"/>
-          <w:lang w:eastAsia="en-IN"/>
-        </w:rPr>
-      </w:pPr>
-      <w:r>
-        <w:rPr>
-          <w:rFonts w:ascii="Times New Roman" w:eastAsia="Times New Roman" w:hAnsi="Times New Roman" w:cs="Times New Roman"/>
-          <w:bCs/>
-          <w:sz w:val="24"/>
-          <w:szCs w:val="24"/>
-          <w:lang w:eastAsia="en-IN"/>
-        </w:rPr>
-        <w:t>Which influencers contribute the most to social media engagement?</w:t>
-      </w:r>
-    </w:p>
-    <w:p>
-      <w:pPr>
-        <w:numPr>
-          <w:ilvl w:val="0"/>
-          <w:numId w:val="1"/>
-        </w:numPr>
-        <w:spacing w:before="100" w:beforeAutospacing="1" w:after="100" w:afterAutospacing="1" w:line="240" w:lineRule="auto"/>
-        <w:jc w:val="both"/>
-        <w:rPr>
-          <w:rFonts w:ascii="Times New Roman" w:eastAsia="Times New Roman" w:hAnsi="Times New Roman" w:cs="Times New Roman"/>
-          <w:sz w:val="24"/>
-          <w:szCs w:val="24"/>
-          <w:lang w:eastAsia="en-IN"/>
-        </w:rPr>
-      </w:pPr>
-      <w:r>
-        <w:rPr>
-          <w:rFonts w:ascii="Times New Roman" w:eastAsia="Times New Roman" w:hAnsi="Times New Roman" w:cs="Times New Roman"/>
-          <w:bCs/>
-          <w:sz w:val="24"/>
-          <w:szCs w:val="24"/>
-          <w:lang w:eastAsia="en-IN"/>
-        </w:rPr>
-        <w:t>How does sentiment (positive, neutral, negative) affect post engagement?</w:t>
-      </w:r>
-    </w:p>
-    <w:p>
-      <w:pPr>
-        <w:numPr>
-          <w:ilvl w:val="0"/>
-          <w:numId w:val="1"/>
-        </w:numPr>
-        <w:spacing w:before="100" w:beforeAutospacing="1" w:after="100" w:afterAutospacing="1" w:line="240" w:lineRule="auto"/>
-        <w:jc w:val="both"/>
-        <w:rPr>
-          <w:rFonts w:ascii="Times New Roman" w:eastAsia="Times New Roman" w:hAnsi="Times New Roman" w:cs="Times New Roman"/>
-          <w:sz w:val="24"/>
-          <w:szCs w:val="24"/>
-          <w:lang w:eastAsia="en-IN"/>
-        </w:rPr>
-      </w:pPr>
-      <w:r>
-        <w:rPr>
-          <w:rFonts w:ascii="Times New Roman" w:eastAsia="Times New Roman" w:hAnsi="Times New Roman" w:cs="Times New Roman"/>
-          <w:bCs/>
-          <w:sz w:val="24"/>
-          <w:szCs w:val="24"/>
-          <w:lang w:eastAsia="en-IN"/>
-        </w:rPr>
-        <w:t>Which audience interests are most associated with higher engagement levels?</w:t>
+          <w:rFonts w:ascii="Times New Roman" w:hAnsi="Times New Roman" w:cs="Times New Roman"/>
+          <w:sz w:val="24"/>
+          <w:szCs w:val="24"/>
+        </w:rPr>
+        <w:t>Which age group uses which social media platform the most?</w:t>
       </w:r>
     </w:p>
     <w:p>
@@ -552,6 +470,8 @@
         </w:rPr>
         <w:t>Dashboard KPIs</w:t>
       </w:r>
+      <w:bookmarkStart w:id="0" w:name="_GoBack"/>
+      <w:bookmarkEnd w:id="0"/>
     </w:p>
     <w:p>
       <w:pPr>
@@ -660,7 +580,6 @@
           <w:sz w:val="24"/>
           <w:szCs w:val="24"/>
         </w:rPr>
-        <w:lastRenderedPageBreak/>
         <w:t>Total Reach</w:t>
       </w:r>
     </w:p>
@@ -710,72 +629,6 @@
     </w:p>
     <w:p>
       <w:pPr>
-        <w:pStyle w:val="ListParagraph"/>
-        <w:numPr>
-          <w:ilvl w:val="0"/>
-          <w:numId w:val="5"/>
-        </w:numPr>
-        <w:rPr>
-          <w:rFonts w:ascii="Times New Roman" w:hAnsi="Times New Roman" w:cs="Times New Roman"/>
-          <w:sz w:val="24"/>
-          <w:szCs w:val="24"/>
-        </w:rPr>
-      </w:pPr>
-      <w:r>
-        <w:rPr>
-          <w:rFonts w:ascii="Times New Roman" w:hAnsi="Times New Roman" w:cs="Times New Roman"/>
-          <w:sz w:val="24"/>
-          <w:szCs w:val="24"/>
-        </w:rPr>
-        <w:t>Highest Performing Platform</w:t>
-      </w:r>
-    </w:p>
-    <w:p>
-      <w:pPr>
-        <w:pStyle w:val="ListParagraph"/>
-        <w:numPr>
-          <w:ilvl w:val="0"/>
-          <w:numId w:val="5"/>
-        </w:numPr>
-        <w:rPr>
-          <w:rFonts w:ascii="Times New Roman" w:hAnsi="Times New Roman" w:cs="Times New Roman"/>
-          <w:sz w:val="24"/>
-          <w:szCs w:val="24"/>
-        </w:rPr>
-      </w:pPr>
-      <w:r>
-        <w:rPr>
-          <w:rFonts w:ascii="Times New Roman" w:hAnsi="Times New Roman" w:cs="Times New Roman"/>
-          <w:sz w:val="24"/>
-          <w:szCs w:val="24"/>
-        </w:rPr>
-        <w:t>Top Performing Campaign</w:t>
-      </w:r>
-    </w:p>
-    <w:p>
-      <w:pPr>
-        <w:pStyle w:val="ListParagraph"/>
-        <w:numPr>
-          <w:ilvl w:val="0"/>
-          <w:numId w:val="5"/>
-        </w:numPr>
-        <w:rPr>
-          <w:rFonts w:ascii="Times New Roman" w:hAnsi="Times New Roman" w:cs="Times New Roman"/>
-          <w:sz w:val="24"/>
-          <w:szCs w:val="24"/>
-        </w:rPr>
-      </w:pPr>
-      <w:r>
-        <w:rPr>
-          <w:rFonts w:ascii="Times New Roman" w:hAnsi="Times New Roman" w:cs="Times New Roman"/>
-          <w:sz w:val="24"/>
-          <w:szCs w:val="24"/>
-        </w:rPr>
-        <w:t>Most Engaged Audience Age Group</w:t>
-      </w:r>
-    </w:p>
-    <w:p>
-      <w:pPr>
         <w:pStyle w:val="Heading1"/>
         <w:jc w:val="both"/>
         <w:rPr>
@@ -788,6 +641,7 @@
           <w:sz w:val="32"/>
           <w:szCs w:val="32"/>
         </w:rPr>
+        <w:lastRenderedPageBreak/>
         <w:t>Conclusion</w:t>
       </w:r>
     </w:p>
@@ -2227,7 +2081,7 @@
 </file>
 
 <file path=customXml/itemProps1.xml><?xml version="1.0" encoding="utf-8"?>
-<ds:datastoreItem xmlns:ds="http://schemas.openxmlformats.org/officeDocument/2006/customXml" ds:itemID="{5EE55072-43DC-4D59-B48B-EB3186BB18C9}">
+<ds:datastoreItem xmlns:ds="http://schemas.openxmlformats.org/officeDocument/2006/customXml" ds:itemID="{A02D4BCF-539C-4E2A-AF8D-CB21C5F09B73}">
   <ds:schemaRefs>
     <ds:schemaRef ds:uri="http://schemas.openxmlformats.org/officeDocument/2006/bibliography"/>
   </ds:schemaRefs>
